--- a/materials/s2/高中校務研究資料盤點清冊.docx
+++ b/materials/s2/高中校務研究資料盤點清冊.docx
@@ -15,7 +15,7 @@
           <w:sz w:val="20"/>
           <w:szCs w:val="20"/>
         </w:rPr>
-        <w:t xml:space="preserve">系列第二場《校務資料統整平台》配套文件</w:t>
+        <w:t xml:space="preserve">《校務資料統整平台》配套文件</w:t>
       </w:r>
     </w:p>
     <w:p>
@@ -4436,7 +4436,7 @@
                 <w:sz w:val="18"/>
                 <w:szCs w:val="18"/>
               </w:rPr>
-              <w:t xml:space="preserve">錢和資源流向哪裡、投在哪個指標。第一場「以指標為主體」的核心資料。</w:t>
+              <w:t xml:space="preserve">錢和資源流向哪裡、投在哪個指標。《數據驅動的學校進化》「以指標為主體」的核心資料。</w:t>
             </w:r>
           </w:p>
         </w:tc>
@@ -21853,7 +21853,7 @@
           <w:sz w:val="20"/>
           <w:szCs w:val="20"/>
         </w:rPr>
-        <w:t xml:space="preserve">錢和資源流向哪裡、投在哪個指標。第一場「以指標為主體」的核心資料。</w:t>
+        <w:t xml:space="preserve">錢和資源流向哪裡、投在哪個指標。《數據驅動的學校進化》「以指標為主體」的核心資料。</w:t>
       </w:r>
     </w:p>
     <w:p>
@@ -25831,7 +25831,7 @@
           <w:sz w:val="20"/>
           <w:szCs w:val="20"/>
         </w:rPr>
-        <w:t xml:space="preserve">單一資料很少能回答問題。以下是第一場研習的問題，各需要組合哪幾項資料；所有組合都用「學號」接回 A01 在學學生名冊。</w:t>
+        <w:t xml:space="preserve">單一資料很少能回答問題。以下是《數據驅動的學校進化》研習的問題，各需要組合哪幾項資料；所有組合都用「學號」接回 A01 在學學生名冊。</w:t>
       </w:r>
     </w:p>
     <w:tbl>
